--- a/李晶晶（产品经理）-15720164041.docx
+++ b/李晶晶（产品经理）-15720164041.docx
@@ -959,7 +959,142 @@
           <w:u w:val="none"/>
           <w:lang w:val="en-US" w:eastAsia="zh-CN" w:bidi="ar-SA"/>
         </w:rPr>
-        <w:t>工作职责：负责市场储备项目跨项目报功及分摊功能、阶段性劳务报工管理、经营性项目关联研发项目等相关需求梳理，产出落地方案并推动功能上线</w:t>
+        <w:t>工作职责：负责市场储备项目跨项目报功及分摊功能、阶段性劳务报工管理、经营性项目关联研发项目等相关需求梳理，产出落地方案并推动功能上线。</w:t>
+      </w:r>
+    </w:p>
+    <w:p>
+      <w:pPr>
+        <w:spacing w:line="360" w:lineRule="auto"/>
+        <w:jc w:val="left"/>
+        <w:rPr>
+          <w:rStyle w:val="4"/>
+          <w:rFonts w:hint="default" w:ascii="微软雅黑" w:hAnsi="微软雅黑" w:eastAsia="微软雅黑"/>
+          <w:b/>
+          <w:bCs/>
+          <w:color w:val="auto"/>
+          <w:sz w:val="18"/>
+          <w:szCs w:val="20"/>
+          <w:u w:val="none"/>
+          <w:lang w:val="en-US" w:eastAsia="zh-CN"/>
+        </w:rPr>
+      </w:pPr>
+      <w:r>
+        <w:rPr>
+          <w:rStyle w:val="4"/>
+          <w:rFonts w:hint="eastAsia" w:ascii="微软雅黑" w:hAnsi="微软雅黑" w:eastAsia="微软雅黑"/>
+          <w:b/>
+          <w:bCs/>
+          <w:color w:val="auto"/>
+          <w:sz w:val="18"/>
+          <w:szCs w:val="20"/>
+          <w:u w:val="none"/>
+          <w:lang w:eastAsia="zh-CN"/>
+        </w:rPr>
+        <w:t>《</w:t>
+      </w:r>
+      <w:r>
+        <w:rPr>
+          <w:rStyle w:val="4"/>
+          <w:rFonts w:hint="eastAsia" w:ascii="微软雅黑" w:hAnsi="微软雅黑" w:eastAsia="微软雅黑"/>
+          <w:b/>
+          <w:bCs/>
+          <w:color w:val="auto"/>
+          <w:sz w:val="18"/>
+          <w:szCs w:val="20"/>
+          <w:u w:val="none"/>
+          <w:lang w:val="en-US" w:eastAsia="zh-CN"/>
+        </w:rPr>
+        <w:t>国网信通产业集团-巡查问题在线管理-设计开发实施项目</w:t>
+      </w:r>
+      <w:r>
+        <w:rPr>
+          <w:rStyle w:val="4"/>
+          <w:rFonts w:hint="eastAsia" w:ascii="微软雅黑" w:hAnsi="微软雅黑" w:eastAsia="微软雅黑"/>
+          <w:b/>
+          <w:bCs/>
+          <w:color w:val="auto"/>
+          <w:sz w:val="18"/>
+          <w:szCs w:val="20"/>
+          <w:u w:val="none"/>
+          <w:lang w:eastAsia="zh-CN"/>
+        </w:rPr>
+        <w:t>》</w:t>
+      </w:r>
+      <w:r>
+        <w:rPr>
+          <w:rStyle w:val="4"/>
+          <w:rFonts w:hint="eastAsia" w:ascii="微软雅黑" w:hAnsi="微软雅黑" w:eastAsia="微软雅黑"/>
+          <w:b/>
+          <w:bCs/>
+          <w:color w:val="auto"/>
+          <w:sz w:val="18"/>
+          <w:szCs w:val="20"/>
+          <w:u w:val="none"/>
+          <w:lang w:val="en-US" w:eastAsia="zh-CN"/>
+        </w:rPr>
+        <w:t xml:space="preserve">                                 企业信息化、复杂业务流程解构</w:t>
+      </w:r>
+      <w:r>
+        <w:rPr>
+          <w:rStyle w:val="4"/>
+          <w:rFonts w:hint="eastAsia" w:ascii="微软雅黑" w:hAnsi="微软雅黑" w:eastAsia="微软雅黑"/>
+          <w:b w:val="0"/>
+          <w:bCs w:val="0"/>
+          <w:color w:val="auto"/>
+          <w:sz w:val="18"/>
+          <w:szCs w:val="20"/>
+          <w:u w:val="none"/>
+          <w:lang w:val="en-US" w:eastAsia="zh-CN"/>
+        </w:rPr>
+        <w:t xml:space="preserve"> </w:t>
+      </w:r>
+      <w:r>
+        <w:rPr>
+          <w:rStyle w:val="4"/>
+          <w:rFonts w:hint="eastAsia" w:ascii="微软雅黑" w:hAnsi="微软雅黑" w:eastAsia="微软雅黑"/>
+          <w:b/>
+          <w:bCs/>
+          <w:color w:val="auto"/>
+          <w:sz w:val="18"/>
+          <w:szCs w:val="20"/>
+          <w:u w:val="none"/>
+          <w:lang w:val="en-US" w:eastAsia="zh-CN"/>
+        </w:rPr>
+        <w:t xml:space="preserve">                    </w:t>
+      </w:r>
+    </w:p>
+    <w:p>
+      <w:pPr>
+        <w:numPr>
+          <w:ilvl w:val="0"/>
+          <w:numId w:val="2"/>
+        </w:numPr>
+        <w:spacing w:line="360" w:lineRule="auto"/>
+        <w:ind w:left="420" w:leftChars="0" w:hanging="420" w:firstLineChars="0"/>
+        <w:jc w:val="left"/>
+        <w:rPr>
+          <w:rStyle w:val="4"/>
+          <w:rFonts w:hint="eastAsia" w:ascii="微软雅黑" w:hAnsi="微软雅黑" w:eastAsia="微软雅黑" w:cstheme="minorBidi"/>
+          <w:color w:val="auto"/>
+          <w:kern w:val="2"/>
+          <w:sz w:val="18"/>
+          <w:szCs w:val="20"/>
+          <w:u w:val="none"/>
+          <w:lang w:val="en-US" w:eastAsia="zh-CN" w:bidi="ar-SA"/>
+        </w:rPr>
+      </w:pPr>
+      <w:r>
+        <w:rPr>
+          <w:rStyle w:val="4"/>
+          <w:rFonts w:hint="eastAsia" w:ascii="微软雅黑" w:hAnsi="微软雅黑" w:eastAsia="微软雅黑" w:cstheme="minorBidi"/>
+          <w:color w:val="auto"/>
+          <w:kern w:val="2"/>
+          <w:sz w:val="18"/>
+          <w:szCs w:val="20"/>
+          <w:u w:val="none"/>
+          <w:lang w:val="en-US" w:eastAsia="zh-CN" w:bidi="ar-SA"/>
+        </w:rPr>
+        <w:t>工作职责：负责问题整改双审管理】人才信息管理】人才库管理】任务管理</w:t>
       </w:r>
       <w:bookmarkStart w:id="0" w:name="_GoBack"/>
       <w:bookmarkEnd w:id="0"/>
@@ -974,7 +1109,7 @@
           <w:u w:val="none"/>
           <w:lang w:val="en-US" w:eastAsia="zh-CN" w:bidi="ar-SA"/>
         </w:rPr>
-        <w:t>。</w:t>
+        <w:t>等相关需求梳理，产出落地方案并推动功能上线。</w:t>
       </w:r>
     </w:p>
     <w:p>
